--- a/Files/NVDA_Equity_Research_Report.docx
+++ b/Files/NVDA_Equity_Research_Report.docx
@@ -176,7 +176,7 @@
                 <w:sz w:val="36"/>
                 <w:szCs w:val="36"/>
               </w:rPr>
-              <w:t>$239</w:t>
+              <w:t>$230.53</w:t>
             </w:r>
           </w:p>
           <w:p>
@@ -229,7 +229,7 @@
                 <w:sz w:val="28"/>
                 <w:szCs w:val="28"/>
               </w:rPr>
-              <w:t>+31.5%</w:t>
+              <w:t>+26.88%</w:t>
             </w:r>
           </w:p>
         </w:tc>
@@ -614,7 +614,7 @@
                 <w:bCs/>
                 <w:color w:val="000000"/>
               </w:rPr>
-              <w:t>62.1%</w:t>
+              <w:t>62.9%</w:t>
             </w:r>
           </w:p>
         </w:tc>
@@ -646,7 +646,7 @@
                 <w:bCs/>
                 <w:color w:val="000000"/>
               </w:rPr>
-              <w:t>$8.30</w:t>
+              <w:t>$7.25</w:t>
             </w:r>
           </w:p>
         </w:tc>
@@ -754,23 +754,7 @@
                 <w:sz w:val="19"/>
                 <w:szCs w:val="19"/>
               </w:rPr>
-              <w:t xml:space="preserve">We initiate coverage of NVIDIA Corporation (NASDAQ: NVDA) with a BUY rating and a blended price target of $239, implying +31.5% upside from the current price of $181.69. Nvidia occupies the most strategically irreplaceable position in the AI infrastructure stack. Its CUDA software ecosystem — representing over a decade of developer investment across more than 5 million practitioners — creates switching costs that no hardware competitor has yet surmounted at scale. FY2026 results ($215.9B revenue, +65% YoY; 62.1% EBIT margin) validate that demand for Blackwell-generation AI compute is structural rather than cyclical, and Q1 FY2027 guidance of $78B signals no near-term deceleration. Our blended valuation draws on a 10-year DCF (midpoint $191), EV/EBITDA comps ($256), and P/E comps ($241), equally weighted at one-third each. The primary risk is competitive erosion from custom ASICs displacing Nvidia in </w:t>
-            </w:r>
-            <w:proofErr w:type="spellStart"/>
-            <w:r>
-              <w:rPr>
-                <w:sz w:val="19"/>
-                <w:szCs w:val="19"/>
-              </w:rPr>
-              <w:t>hyperscaler</w:t>
-            </w:r>
-            <w:proofErr w:type="spellEnd"/>
-            <w:r>
-              <w:rPr>
-                <w:sz w:val="19"/>
-                <w:szCs w:val="19"/>
-              </w:rPr>
-              <w:t xml:space="preserve"> training workloads — a real but multi-year risk we believe the market is underestimating in terms of timeline.</w:t>
+              <w:t>We initiate coverage of NVIDIA Corporation (NASDAQ: NVDA) with a BUY rating and a blended price target of $228.86, implying +25.96% upside from the current price of $181.69. Nvidia occupies the most strategically irreplaceable position in the AI infrastructure stack. Its CUDA software ecosystem — representing over a decade of developer investment across more than 5 million practitioners — creates switching costs that no hardware competitor has yet surmounted at scale. FY2026 results ($215.9B revenue, +65% YoY; 62.9% GAAP EBIT margin) validate that demand for Blackwell-generation AI compute is structural rather than cyclical, and Q1 FY2027 guidance of $78B signals no near-term deceleration. Our blended valuation draws on a 10-year DCF (midpoint $191.04), EV/EBITDA comps ($256.31), and P/E comps ($210.31), equally weighted at one-third each. The primary risk is competitive erosion from custom ASICs displacing Nvidia in hyperscaler training workloads — a real but multi-year risk we believe the market is underestimating in terms of timeline.</w:t>
             </w:r>
           </w:p>
         </w:tc>
@@ -789,15 +773,7 @@
         <w:ind w:left="120"/>
       </w:pPr>
       <w:r>
-        <w:t>1</w:t>
-      </w:r>
-      <w:proofErr w:type="gramStart"/>
-      <w:r>
-        <w:t>.  COMPANY</w:t>
-      </w:r>
-      <w:proofErr w:type="gramEnd"/>
-      <w:r>
-        <w:t xml:space="preserve"> OVERVIEW</w:t>
+        <w:t>1.  COMPANY OVERVIEW</w:t>
       </w:r>
     </w:p>
     <w:p>
@@ -822,15 +798,7 @@
         <w:spacing w:before="60" w:after="100"/>
       </w:pPr>
       <w:r>
-        <w:t>NVIDIA Corporation (NASDAQ: NVDA) is the world's leading designer of graphics processing units and AI accelerators. Founded in 1993 and headquartered in Santa Clara, California, the company pioneered the GPU architecture that has become the dominant hardware platform for training and running large-scale artificial intelligence models. Nvidia operates a fabless model — it designs chips but outsources manufacturing, primarily to Taiwan Semiconductor Manufacturing Company (</w:t>
-      </w:r>
-      <w:proofErr w:type="gramStart"/>
-      <w:r>
-        <w:t>TSMC) —</w:t>
-      </w:r>
-      <w:proofErr w:type="gramEnd"/>
-      <w:r>
-        <w:t xml:space="preserve"> which enables capital-light scaling and industry-leading free cash flow conversion.</w:t>
+        <w:t>NVIDIA Corporation (NASDAQ: NVDA) is the world's leading designer of graphics processing units and AI accelerators. Founded in 1993 and headquartered in Santa Clara, California, the company pioneered the GPU architecture that has become the dominant hardware platform for training and running large-scale artificial intelligence models. Nvidia operates a fabless model — it designs chips but outsources manufacturing, primarily to Taiwan Semiconductor Manufacturing Company (TSMC) — which enables capital-light scaling and industry-leading free cash flow conversion.</w:t>
       </w:r>
     </w:p>
     <w:p>
@@ -1088,7 +1056,6 @@
             <w:pPr>
               <w:spacing w:before="30" w:after="30"/>
             </w:pPr>
-            <w:proofErr w:type="gramStart"/>
             <w:r>
               <w:rPr>
                 <w:b/>
@@ -1098,18 +1065,7 @@
                 <w:szCs w:val="18"/>
               </w:rPr>
               <w:lastRenderedPageBreak/>
-              <w:t>Compute</w:t>
-            </w:r>
-            <w:proofErr w:type="gramEnd"/>
-            <w:r>
-              <w:rPr>
-                <w:b/>
-                <w:bCs/>
-                <w:color w:val="000000"/>
-                <w:sz w:val="18"/>
-                <w:szCs w:val="18"/>
-              </w:rPr>
-              <w:t xml:space="preserve"> &amp; Networking</w:t>
+              <w:t>Compute &amp; Networking</w:t>
             </w:r>
           </w:p>
         </w:tc>
@@ -1236,25 +1192,7 @@
                 <w:sz w:val="18"/>
                 <w:szCs w:val="18"/>
               </w:rPr>
-              <w:t xml:space="preserve">Data center GPUs (H100/Blackwell), </w:t>
-            </w:r>
-            <w:proofErr w:type="spellStart"/>
-            <w:r>
-              <w:rPr>
-                <w:color w:val="000000"/>
-                <w:sz w:val="18"/>
-                <w:szCs w:val="18"/>
-              </w:rPr>
-              <w:t>NVLink</w:t>
-            </w:r>
-            <w:proofErr w:type="spellEnd"/>
-            <w:r>
-              <w:rPr>
-                <w:color w:val="000000"/>
-                <w:sz w:val="18"/>
-                <w:szCs w:val="18"/>
-              </w:rPr>
-              <w:t>, InfiniBand networking, automotive AI platforms</w:t>
+              <w:t>Data center GPUs (H100/Blackwell), NVLink, InfiniBand networking, automotive AI platforms</w:t>
             </w:r>
           </w:p>
         </w:tc>
@@ -2057,23 +1995,13 @@
             <w:pPr>
               <w:spacing w:before="30" w:after="30"/>
             </w:pPr>
-            <w:proofErr w:type="gramStart"/>
-            <w:r>
-              <w:rPr>
-                <w:color w:val="000000"/>
-                <w:sz w:val="17"/>
-                <w:szCs w:val="17"/>
-              </w:rPr>
-              <w:t>Former</w:t>
-            </w:r>
-            <w:proofErr w:type="gramEnd"/>
-            <w:r>
-              <w:rPr>
-                <w:color w:val="000000"/>
-                <w:sz w:val="17"/>
-                <w:szCs w:val="17"/>
-              </w:rPr>
-              <w:t xml:space="preserve"> Cisco EVP Finance; guided Nvidia through the AI revenue inflection; deep semiconductor and enterprise finance background</w:t>
+            <w:r>
+              <w:rPr>
+                <w:color w:val="000000"/>
+                <w:sz w:val="17"/>
+                <w:szCs w:val="17"/>
+              </w:rPr>
+              <w:t>Former Cisco EVP Finance; guided Nvidia through the AI revenue inflection; deep semiconductor and enterprise finance background</w:t>
             </w:r>
           </w:p>
         </w:tc>
@@ -2202,41 +2130,13 @@
             <w:pPr>
               <w:spacing w:before="30" w:after="30"/>
             </w:pPr>
-            <w:proofErr w:type="gramStart"/>
-            <w:r>
-              <w:rPr>
-                <w:color w:val="000000"/>
-                <w:sz w:val="17"/>
-                <w:szCs w:val="17"/>
-              </w:rPr>
-              <w:t>Oversees</w:t>
-            </w:r>
-            <w:proofErr w:type="gramEnd"/>
-            <w:r>
-              <w:rPr>
-                <w:color w:val="000000"/>
-                <w:sz w:val="17"/>
-                <w:szCs w:val="17"/>
-              </w:rPr>
-              <w:t xml:space="preserve"> global supply chain; critical architect of TSMC partnership and </w:t>
-            </w:r>
-            <w:proofErr w:type="spellStart"/>
-            <w:r>
-              <w:rPr>
-                <w:color w:val="000000"/>
-                <w:sz w:val="17"/>
-                <w:szCs w:val="17"/>
-              </w:rPr>
-              <w:t>CoWoS</w:t>
-            </w:r>
-            <w:proofErr w:type="spellEnd"/>
-            <w:r>
-              <w:rPr>
-                <w:color w:val="000000"/>
-                <w:sz w:val="17"/>
-                <w:szCs w:val="17"/>
-              </w:rPr>
-              <w:t xml:space="preserve"> packaging capacity ramp</w:t>
+            <w:r>
+              <w:rPr>
+                <w:color w:val="000000"/>
+                <w:sz w:val="17"/>
+                <w:szCs w:val="17"/>
+              </w:rPr>
+              <w:t>Oversees global supply chain; critical architect of TSMC partnership and CoWoS packaging capacity ramp</w:t>
             </w:r>
           </w:p>
         </w:tc>
@@ -2255,15 +2155,7 @@
         <w:ind w:left="120"/>
       </w:pPr>
       <w:r>
-        <w:t>2</w:t>
-      </w:r>
-      <w:proofErr w:type="gramStart"/>
-      <w:r>
-        <w:t>.  INVESTMENT</w:t>
-      </w:r>
-      <w:proofErr w:type="gramEnd"/>
-      <w:r>
-        <w:t xml:space="preserve"> THESIS &amp; CATALYSTS</w:t>
+        <w:t>2.  INVESTMENT THESIS &amp; CATALYSTS</w:t>
       </w:r>
     </w:p>
     <w:p>
@@ -2288,7 +2180,7 @@
         <w:spacing w:before="60" w:after="100"/>
       </w:pPr>
       <w:r>
-        <w:t>We initiate coverage with a BUY rating and a blended price target of $239, implying +31.5% upside from $181.69. Our thesis rests on three pillars: (1) the CUDA software moat creates structural lock-in that prevents commodity pricing dynamics from taking hold, (2) the Blackwell-to-Rubin product cadence sustains revenue growth well above consensus expectations through FY2028, and (3) Nvidia's expansion into sovereign AI, automotive, and agentic AI creates compounding optionality that is not yet captured in Street models. The market is correctly pricing Nvidia as an AI infrastructure leader but, in our view, underappreciating the durability and self-reinforcing nature of its competitive advantage.</w:t>
+        <w:t>We initiate coverage with a BUY rating and a blended price target of $228.86, implying +25.96% upside from $181.69. Our thesis rests on three pillars: (1) the CUDA software moat creates structural lock-in that prevents commodity pricing dynamics from taking hold, (2) the Blackwell-to-Rubin product cadence sustains revenue growth well above consensus expectations through FY2028, and (3) Nvidia’s expansion into sovereign AI, automotive, and agentic AI creates compounding optionality that is not yet captured in Street models. The market is correctly pricing Nvidia as an AI infrastructure leader but, in our view, underappreciating the durability and self-reinforcing nature of its competitive advantage.</w:t>
       </w:r>
     </w:p>
     <w:p>
@@ -2384,79 +2276,7 @@
                 <w:sz w:val="18"/>
                 <w:szCs w:val="18"/>
               </w:rPr>
-              <w:t xml:space="preserve">With 5M+ developers and a decade of </w:t>
-            </w:r>
-            <w:proofErr w:type="spellStart"/>
-            <w:r>
-              <w:rPr>
-                <w:color w:val="E0E8F0"/>
-                <w:sz w:val="18"/>
-                <w:szCs w:val="18"/>
-              </w:rPr>
-              <w:t>optimised</w:t>
-            </w:r>
-            <w:proofErr w:type="spellEnd"/>
-            <w:r>
-              <w:rPr>
-                <w:color w:val="E0E8F0"/>
-                <w:sz w:val="18"/>
-                <w:szCs w:val="18"/>
-              </w:rPr>
-              <w:t xml:space="preserve"> libraries (</w:t>
-            </w:r>
-            <w:proofErr w:type="spellStart"/>
-            <w:r>
-              <w:rPr>
-                <w:color w:val="E0E8F0"/>
-                <w:sz w:val="18"/>
-                <w:szCs w:val="18"/>
-              </w:rPr>
-              <w:t>cuDNN</w:t>
-            </w:r>
-            <w:proofErr w:type="spellEnd"/>
-            <w:r>
-              <w:rPr>
-                <w:color w:val="E0E8F0"/>
-                <w:sz w:val="18"/>
-                <w:szCs w:val="18"/>
-              </w:rPr>
-              <w:t xml:space="preserve">, </w:t>
-            </w:r>
-            <w:proofErr w:type="spellStart"/>
-            <w:r>
-              <w:rPr>
-                <w:color w:val="E0E8F0"/>
-                <w:sz w:val="18"/>
-                <w:szCs w:val="18"/>
-              </w:rPr>
-              <w:t>TensorRT</w:t>
-            </w:r>
-            <w:proofErr w:type="spellEnd"/>
-            <w:r>
-              <w:rPr>
-                <w:color w:val="E0E8F0"/>
-                <w:sz w:val="18"/>
-                <w:szCs w:val="18"/>
-              </w:rPr>
-              <w:t xml:space="preserve">, NCCL), CUDA represents an embedded switching cost that is fundamentally different from hardware competition. No competitor has replicated this developer ecosystem </w:t>
-            </w:r>
-            <w:proofErr w:type="gramStart"/>
-            <w:r>
-              <w:rPr>
-                <w:color w:val="E0E8F0"/>
-                <w:sz w:val="18"/>
-                <w:szCs w:val="18"/>
-              </w:rPr>
-              <w:t>at</w:t>
-            </w:r>
-            <w:proofErr w:type="gramEnd"/>
-            <w:r>
-              <w:rPr>
-                <w:color w:val="E0E8F0"/>
-                <w:sz w:val="18"/>
-                <w:szCs w:val="18"/>
-              </w:rPr>
-              <w:t xml:space="preserve"> scale. The market underappreciates how this translates to durable pricing power — the H100 commands a premium that pure GPU performance benchmarks alone cannot explain.</w:t>
+              <w:t>With 5M+ developers and a decade of optimised libraries (cuDNN, TensorRT, NCCL), CUDA represents an embedded switching cost that is fundamentally different from hardware competition. No competitor has replicated this developer ecosystem at scale. The market underappreciates how this translates to durable pricing power — the H100 commands a premium that pure GPU performance benchmarks alone cannot explain.</w:t>
             </w:r>
           </w:p>
         </w:tc>
@@ -2512,25 +2332,7 @@
                 <w:sz w:val="18"/>
                 <w:szCs w:val="18"/>
               </w:rPr>
-              <w:t xml:space="preserve">Q1 FY2027 guidance of $78B (+77% YoY, ex-China) confirms Blackwell demand is supply-constrained rather than demand-constrained. Vera Rubin, targeting H2 FY2027, promises up to a 10x reduction in inference token cost — a catalyst that expands the addressable market by lowering the cost of AI deployment. Nvidia's annual product cadence </w:t>
-            </w:r>
-            <w:proofErr w:type="gramStart"/>
-            <w:r>
-              <w:rPr>
-                <w:color w:val="FFFFFF"/>
-                <w:sz w:val="18"/>
-                <w:szCs w:val="18"/>
-              </w:rPr>
-              <w:t>is itself</w:t>
-            </w:r>
-            <w:proofErr w:type="gramEnd"/>
-            <w:r>
-              <w:rPr>
-                <w:color w:val="FFFFFF"/>
-                <w:sz w:val="18"/>
-                <w:szCs w:val="18"/>
-              </w:rPr>
-              <w:t xml:space="preserve"> a competitive advantage: each generation deepens the CUDA lock-in further.</w:t>
+              <w:t>Q1 FY2027 guidance of $78B (+77% YoY, ex-China) confirms Blackwell demand is supply-constrained rather than demand-constrained. Vera Rubin, targeting H2 FY2027, promises up to a 10x reduction in inference token cost — a catalyst that expands the addressable market by lowering the cost of AI deployment. Nvidia's annual product cadence is itself a competitive advantage: each generation deepens the CUDA lock-in further.</w:t>
             </w:r>
           </w:p>
         </w:tc>
@@ -3350,15 +3152,7 @@
         <w:ind w:left="120"/>
       </w:pPr>
       <w:r>
-        <w:t>3</w:t>
-      </w:r>
-      <w:proofErr w:type="gramStart"/>
-      <w:r>
-        <w:t>.  FINANCIAL</w:t>
-      </w:r>
-      <w:proofErr w:type="gramEnd"/>
-      <w:r>
-        <w:t xml:space="preserve"> PROJECTIONS</w:t>
+        <w:t>3.  FINANCIAL PROJECTIONS</w:t>
       </w:r>
     </w:p>
     <w:p>
@@ -3371,15 +3165,7 @@
         <w:spacing w:before="60" w:after="100"/>
       </w:pPr>
       <w:r>
-        <w:t xml:space="preserve">Our 10-year model (FY2026–FY2035) is anchored in FY2026 reported results and Wall Street consensus through FY2028, with proprietary fade assumptions governing growth and margin in FY2029–FY2035. The extended horizon is deliberate — it allows revenue growth to </w:t>
-      </w:r>
-      <w:proofErr w:type="spellStart"/>
-      <w:r>
-        <w:t>normalise</w:t>
-      </w:r>
-      <w:proofErr w:type="spellEnd"/>
-      <w:r>
-        <w:t xml:space="preserve"> closer to terminal rates before the Gordon Growth formula is applied, reducing terminal value sensitivity.</w:t>
+        <w:t>Our 10-year model (FY2026–FY2035) is anchored in FY2026 reported results and Wall Street consensus through FY2028, with proprietary fade assumptions governing growth and margin in FY2029–FY2035. The extended horizon is deliberate — it allows revenue growth to normalise closer to terminal rates before the Gordon Growth formula is applied, reducing terminal value sensitivity.</w:t>
       </w:r>
     </w:p>
     <w:p>
@@ -4248,7 +4034,7 @@
                 <w:sz w:val="18"/>
                 <w:szCs w:val="18"/>
               </w:rPr>
-              <w:t>62.1%</w:t>
+              <w:t>62.9%</w:t>
             </w:r>
           </w:p>
         </w:tc>
@@ -4632,29 +4418,7 @@
         <w:spacing w:before="60" w:after="100"/>
       </w:pPr>
       <w:r>
-        <w:t xml:space="preserve">Revenue growth rates for FY2026–FY2028 are anchored to reported actuals (FY2026: +65.5%) and Wall Street consensus (FY2027E: +67.0%; FY2028E: +29.7%, source: StockAnalysis.com). Growth fades from 15% in FY2029 to 5% by FY2035 as the AI infrastructure buildout </w:t>
-      </w:r>
-      <w:r>
-        <w:t>normalizes</w:t>
-      </w:r>
-      <w:r>
-        <w:t xml:space="preserve">. Free cash flow conversion is high throughout — reflecting Nvidia's </w:t>
-      </w:r>
-      <w:proofErr w:type="gramStart"/>
-      <w:r>
-        <w:t>fabless</w:t>
-      </w:r>
-      <w:proofErr w:type="gramEnd"/>
-      <w:r>
-        <w:t xml:space="preserve">, asset-light model — with </w:t>
-      </w:r>
-      <w:proofErr w:type="spellStart"/>
-      <w:r>
-        <w:t>CapEx</w:t>
-      </w:r>
-      <w:proofErr w:type="spellEnd"/>
-      <w:r>
-        <w:t xml:space="preserve"> held at 2.5% of revenue and D&amp;A at 1.4%.</w:t>
+        <w:t>Revenue growth rates for FY2026–FY2028 are anchored to reported actuals (FY2026: +65.5%) and Wall Street consensus (FY2027E: +67.0%; FY2028E: +29.7%, source: StockAnalysis.com). Growth fades from 15% in FY2029 to 5% by FY2035 as the AI infrastructure buildout normalizes. Free cash flow conversion is high throughout — reflecting Nvidia's fabless, asset-light model — with CapEx held at 2.5% of revenue and D&amp;A at 1.4%.</w:t>
       </w:r>
     </w:p>
     <w:p>
@@ -4674,15 +4438,7 @@
         <w:spacing w:before="60" w:after="100"/>
       </w:pPr>
       <w:r>
-        <w:t xml:space="preserve">EBIT margins are sourced from FY2026 reported figures (62.1%) for Year 1, guided/estimated ranges for Years 2–3, and proprietary long-range estimates for Years 4–10. The Year 1 margin reflects two transitory items: (1) the $4.5B H20 China inventory charge in Q1 FY2026, and (2) higher </w:t>
-      </w:r>
-      <w:proofErr w:type="spellStart"/>
-      <w:r>
-        <w:t>CoGS</w:t>
-      </w:r>
-      <w:proofErr w:type="spellEnd"/>
-      <w:r>
-        <w:t xml:space="preserve"> from Blackwell rack-scale integration. Q4 FY2026 non-GAAP gross margin recovered to 75.2%, confirming transitory compression. Margins expand to 65% at peak (FY2029–FY2031), then compress to 61% by FY2035 as R&amp;D intensity rises and custom ASIC competition moderates pricing power at the margin.</w:t>
+        <w:t>EBIT margins are sourced from FY2026 GAAP reported figures (~62.9%, operating income ~$135.9B / revenue $215.9B) with a modest conservatism haircut to 62.1% for Year 1 to account for potential opex reclassifications and rounding in preliminary filings. Source: NVIDIA FY2026 10-K (Jan 2026). Guided/estimated ranges govern Years 2–3, and proprietary long-range estimates govern Years 4–10. The Year 1 margin reflects two transitory items: (1) the $4.5B H20 China inventory charge in Q1 FY2026, and (2) higher CoGS from Blackwell rack-scale integration. Q4 FY2026 non-GAAP gross margin recovered to 75.2%, confirming transitory compression. Margins expand to 65% at peak (FY2029–FY2031), then compress to 61% by FY2035 as R&amp;D intensity rises and custom ASIC competition moderates pricing power at the margin.</w:t>
       </w:r>
     </w:p>
     <w:p>
@@ -5455,25 +5211,7 @@
                 <w:sz w:val="17"/>
                 <w:szCs w:val="17"/>
               </w:rPr>
-              <w:t xml:space="preserve">FY2025 D/E ratio ~0.07; </w:t>
-            </w:r>
-            <w:proofErr w:type="gramStart"/>
-            <w:r>
-              <w:rPr>
-                <w:color w:val="000000"/>
-                <w:sz w:val="17"/>
-                <w:szCs w:val="17"/>
-              </w:rPr>
-              <w:t>near</w:t>
-            </w:r>
-            <w:proofErr w:type="gramEnd"/>
-            <w:r>
-              <w:rPr>
-                <w:color w:val="000000"/>
-                <w:sz w:val="17"/>
-                <w:szCs w:val="17"/>
-              </w:rPr>
-              <w:t xml:space="preserve"> entirely equity-financed</w:t>
+              <w:t>FY2025 D/E ratio ~0.07; near entirely equity-financed</w:t>
             </w:r>
           </w:p>
         </w:tc>
@@ -5576,25 +5314,7 @@
                 <w:sz w:val="17"/>
                 <w:szCs w:val="17"/>
               </w:rPr>
-              <w:t xml:space="preserve">Ke × 93% + </w:t>
-            </w:r>
-            <w:proofErr w:type="spellStart"/>
-            <w:r>
-              <w:rPr>
-                <w:color w:val="000000"/>
-                <w:sz w:val="17"/>
-                <w:szCs w:val="17"/>
-              </w:rPr>
-              <w:t>Kd</w:t>
-            </w:r>
-            <w:proofErr w:type="spellEnd"/>
-            <w:r>
-              <w:rPr>
-                <w:color w:val="000000"/>
-                <w:sz w:val="17"/>
-                <w:szCs w:val="17"/>
-              </w:rPr>
-              <w:t xml:space="preserve"> × (1 − 15.9%) × 7%</w:t>
+              <w:t>Ke × 93% + Kd × (1 − 15.9%) × 7%</w:t>
             </w:r>
           </w:p>
         </w:tc>
@@ -5613,13 +5333,8 @@
         <w:ind w:left="120"/>
       </w:pPr>
       <w:r>
-        <w:t>4</w:t>
+        <w:t>4.  VALUATION</w:t>
       </w:r>
-      <w:proofErr w:type="gramStart"/>
-      <w:r>
-        <w:t>.  VALUATION</w:t>
-      </w:r>
-      <w:proofErr w:type="gramEnd"/>
     </w:p>
     <w:p>
       <w:pPr>
@@ -6612,7 +6327,7 @@
                 <w:sz w:val="18"/>
                 <w:szCs w:val="18"/>
               </w:rPr>
-              <w:t>$191</w:t>
+              <w:t>$151.54</w:t>
             </w:r>
           </w:p>
         </w:tc>
@@ -6647,7 +6362,7 @@
                 <w:sz w:val="18"/>
                 <w:szCs w:val="18"/>
               </w:rPr>
-              <w:t>$191</w:t>
+              <w:t>$230.53</w:t>
             </w:r>
           </w:p>
         </w:tc>
@@ -6727,15 +6442,7 @@
         <w:spacing w:before="60" w:after="100"/>
       </w:pPr>
       <w:r>
-        <w:t xml:space="preserve">The spread between the two methods reflects the mathematical structure of each approach rather than modelling inconsistency. Under Gordon Growth (2.75% TGR, 10.4% WACC), the denominator is only 7.7%, meaning a 50bps change in either assumption moves the implied price by $20–30 — making it an unreliable anchor at this scale of cash generation. The 21x EV/EBIT exit multiple grounds terminal value in observable market comparables for mature large-cap technology </w:t>
-      </w:r>
-      <w:proofErr w:type="gramStart"/>
-      <w:r>
-        <w:t>platforms, and</w:t>
-      </w:r>
-      <w:proofErr w:type="gramEnd"/>
-      <w:r>
-        <w:t xml:space="preserve"> is our preferred method. On balance, the midpoint of $191 is used in the blended price target.</w:t>
+        <w:t>The spread between the two methods reflects the mathematical structure of each approach rather than modelling inconsistency. Under Gordon Growth (2.75% TGR, 10.4% WACC), the denominator is only 7.7%, meaning a 50bps change in either assumption moves the implied price by $20–30 — making it an unreliable anchor at this scale of cash generation. The 21x EV/EBIT exit multiple grounds terminal value in observable market comparables for mature large-cap technology platforms, and is our preferred method. On balance, the midpoint of $191.04 is used in the blended price target.</w:t>
       </w:r>
     </w:p>
     <w:p>
@@ -8130,25 +7837,7 @@
                 <w:sz w:val="17"/>
                 <w:szCs w:val="17"/>
               </w:rPr>
-              <w:t xml:space="preserve">Custom AI ASIC for </w:t>
-            </w:r>
-            <w:proofErr w:type="spellStart"/>
-            <w:r>
-              <w:rPr>
-                <w:color w:val="000000"/>
-                <w:sz w:val="17"/>
-                <w:szCs w:val="17"/>
-              </w:rPr>
-              <w:t>hyperscalers</w:t>
-            </w:r>
-            <w:proofErr w:type="spellEnd"/>
-            <w:r>
-              <w:rPr>
-                <w:color w:val="000000"/>
-                <w:sz w:val="17"/>
-                <w:szCs w:val="17"/>
-              </w:rPr>
-              <w:t>; high-growth emerging peer</w:t>
+              <w:t>Custom AI ASIC for hyperscalers; high-growth emerging peer</w:t>
             </w:r>
           </w:p>
         </w:tc>
@@ -9217,7 +8906,7 @@
                 <w:sz w:val="16"/>
                 <w:szCs w:val="16"/>
               </w:rPr>
-              <w:t>*Peer median + 15% AI leadership premium → implied price $256</w:t>
+              <w:t>*Peer median + 15% AI leadership premium → implied price $256.31</w:t>
             </w:r>
           </w:p>
         </w:tc>
@@ -11811,7 +11500,7 @@
                 <w:sz w:val="18"/>
                 <w:szCs w:val="18"/>
               </w:rPr>
-              <w:t>$8.30</w:t>
+              <w:t>$7.25</w:t>
             </w:r>
           </w:p>
         </w:tc>
@@ -11975,7 +11664,7 @@
                 <w:sz w:val="16"/>
                 <w:szCs w:val="16"/>
               </w:rPr>
-              <w:t>*24.2x median × 1.20 AI premium → implied $241</w:t>
+              <w:t>*24.2x median × 1.20 AI premium → implied $210.31</w:t>
             </w:r>
           </w:p>
         </w:tc>
@@ -11991,24 +11680,9 @@
         <w:spacing w:before="60" w:after="100"/>
       </w:pPr>
       <w:r>
-        <w:t xml:space="preserve">Note on Intel (INTC) inclusion: Intel is included as a floor anchor for the peer range. Its elevated trailing P/E reflects near-zero EPS rather than a growth </w:t>
-      </w:r>
-      <w:proofErr w:type="gramStart"/>
-      <w:r>
-        <w:t>premium, and</w:t>
-      </w:r>
-      <w:proofErr w:type="gramEnd"/>
-      <w:r>
-        <w:t xml:space="preserve"> is therefore a less relevant comp for multiple </w:t>
-      </w:r>
-      <w:proofErr w:type="gramStart"/>
-      <w:r>
+        <w:t xml:space="preserve">Note on Intel (INTC) inclusion: Intel is included as a floor anchor for the peer range. Its elevated trailing P/E reflects near-zero EPS rather than a growth premium, and is therefore a less relevant comp for multiple </w:t>
         <w:lastRenderedPageBreak/>
-        <w:t>application</w:t>
-      </w:r>
-      <w:proofErr w:type="gramEnd"/>
-      <w:r>
-        <w:t>. Excluding INTC, the peer median P/E falls to ~24.1x, leaving our applied multiple of 29.0x unchanged in any material way.</w:t>
+        <w:t>application. Excluding INTC, the peer median P/E falls to ~24.1x, leaving our applied multiple of 29.0x unchanged in any material way.</w:t>
       </w:r>
     </w:p>
     <w:p>
@@ -12025,7 +11699,7 @@
         <w:spacing w:before="220"/>
       </w:pPr>
       <w:r>
-        <w:t>Blended Valuation Bridge — Price Target: $239</w:t>
+        <w:t>Blended Valuation Bridge — Price Target: $228.86</w:t>
       </w:r>
     </w:p>
     <w:tbl>
@@ -12304,7 +11978,7 @@
                 <w:sz w:val="18"/>
                 <w:szCs w:val="18"/>
               </w:rPr>
-              <w:t>$191</w:t>
+              <w:t>$191.04</w:t>
             </w:r>
           </w:p>
         </w:tc>
@@ -12473,7 +12147,7 @@
                 <w:sz w:val="18"/>
                 <w:szCs w:val="18"/>
               </w:rPr>
-              <w:t>$256</w:t>
+              <w:t>$256.31</w:t>
             </w:r>
           </w:p>
         </w:tc>
@@ -12643,7 +12317,7 @@
                 <w:sz w:val="18"/>
                 <w:szCs w:val="18"/>
               </w:rPr>
-              <w:t>$241</w:t>
+              <w:t>$210.31</w:t>
             </w:r>
           </w:p>
         </w:tc>
@@ -12707,7 +12381,7 @@
                 <w:sz w:val="18"/>
                 <w:szCs w:val="18"/>
               </w:rPr>
-              <w:t>$80.17</w:t>
+              <w:t>$70.03</w:t>
             </w:r>
           </w:p>
         </w:tc>
@@ -12738,7 +12412,7 @@
                 <w:sz w:val="18"/>
                 <w:szCs w:val="18"/>
               </w:rPr>
-              <w:t>24.2x peer median × 1.20 AI premium = 29.0x; NTM EPS $8.30</w:t>
+              <w:t>24.2x peer median × 1.20 AI premium = 29.0x; NTM EPS $7.25</w:t>
             </w:r>
           </w:p>
         </w:tc>
@@ -12815,7 +12489,7 @@
                 <w:sz w:val="26"/>
                 <w:szCs w:val="26"/>
               </w:rPr>
-              <w:t>$239</w:t>
+              <w:t>$228.86</w:t>
             </w:r>
           </w:p>
         </w:tc>
@@ -12885,7 +12559,7 @@
                 <w:sz w:val="19"/>
                 <w:szCs w:val="19"/>
               </w:rPr>
-              <w:t>$239.00</w:t>
+              <w:t>$228.86</w:t>
             </w:r>
           </w:p>
         </w:tc>
@@ -12919,7 +12593,7 @@
                 <w:sz w:val="18"/>
                 <w:szCs w:val="18"/>
               </w:rPr>
-              <w:t>Implied upside: +31.5% from $181.69 current price</w:t>
+              <w:t>Implied upside: +25.96% from $181.69 current price</w:t>
             </w:r>
           </w:p>
         </w:tc>
@@ -12938,15 +12612,7 @@
         <w:ind w:left="120"/>
       </w:pPr>
       <w:r>
-        <w:t>5</w:t>
-      </w:r>
-      <w:proofErr w:type="gramStart"/>
-      <w:r>
-        <w:t>.  RISK</w:t>
-      </w:r>
-      <w:proofErr w:type="gramEnd"/>
-      <w:r>
-        <w:t xml:space="preserve"> FACTORS</w:t>
+        <w:t>5.  RISK FACTORS</w:t>
       </w:r>
     </w:p>
     <w:p>
@@ -13339,61 +13005,7 @@
                 <w:sz w:val="17"/>
                 <w:szCs w:val="17"/>
               </w:rPr>
-              <w:t xml:space="preserve">Google TPUs, AWS </w:t>
-            </w:r>
-            <w:proofErr w:type="spellStart"/>
-            <w:r>
-              <w:rPr>
-                <w:color w:val="000000"/>
-                <w:sz w:val="17"/>
-                <w:szCs w:val="17"/>
-              </w:rPr>
-              <w:t>Trainium</w:t>
-            </w:r>
-            <w:proofErr w:type="spellEnd"/>
-            <w:r>
-              <w:rPr>
-                <w:color w:val="000000"/>
-                <w:sz w:val="17"/>
-                <w:szCs w:val="17"/>
-              </w:rPr>
-              <w:t xml:space="preserve">, Broadcom XPUs targeting </w:t>
-            </w:r>
-            <w:proofErr w:type="spellStart"/>
-            <w:r>
-              <w:rPr>
-                <w:color w:val="000000"/>
-                <w:sz w:val="17"/>
-                <w:szCs w:val="17"/>
-              </w:rPr>
-              <w:t>hyperscaler</w:t>
-            </w:r>
-            <w:proofErr w:type="spellEnd"/>
-            <w:r>
-              <w:rPr>
-                <w:color w:val="000000"/>
-                <w:sz w:val="17"/>
-                <w:szCs w:val="17"/>
-              </w:rPr>
-              <w:t xml:space="preserve"> training. Monitor quarterly GPU attach rates and </w:t>
-            </w:r>
-            <w:proofErr w:type="spellStart"/>
-            <w:r>
-              <w:rPr>
-                <w:color w:val="000000"/>
-                <w:sz w:val="17"/>
-                <w:szCs w:val="17"/>
-              </w:rPr>
-              <w:t>hyperscaler</w:t>
-            </w:r>
-            <w:proofErr w:type="spellEnd"/>
-            <w:r>
-              <w:rPr>
-                <w:color w:val="000000"/>
-                <w:sz w:val="17"/>
-                <w:szCs w:val="17"/>
-              </w:rPr>
-              <w:t xml:space="preserve"> capex allocation disclosures.</w:t>
+              <w:t>Google TPUs, AWS Trainium, Broadcom XPUs targeting hyperscaler training. Monitor quarterly GPU attach rates and hyperscaler capex allocation disclosures.</w:t>
             </w:r>
           </w:p>
         </w:tc>
@@ -13740,25 +13352,7 @@
                 <w:sz w:val="17"/>
                 <w:szCs w:val="17"/>
               </w:rPr>
-              <w:t xml:space="preserve">Blackwell rack-scale integration elevated </w:t>
-            </w:r>
-            <w:proofErr w:type="spellStart"/>
-            <w:r>
-              <w:rPr>
-                <w:color w:val="000000"/>
-                <w:sz w:val="17"/>
-                <w:szCs w:val="17"/>
-              </w:rPr>
-              <w:t>CoGS</w:t>
-            </w:r>
-            <w:proofErr w:type="spellEnd"/>
-            <w:r>
-              <w:rPr>
-                <w:color w:val="000000"/>
-                <w:sz w:val="17"/>
-                <w:szCs w:val="17"/>
-              </w:rPr>
-              <w:t>. Track non-GAAP gross margin recovery toward mid-70s target; Q4 FY2026 showed 75.2% recovery.</w:t>
+              <w:t>Blackwell rack-scale integration elevated CoGS. Track non-GAAP gross margin recovery toward mid-70s target; Q4 FY2026 showed 75.2% recovery.</w:t>
             </w:r>
           </w:p>
         </w:tc>
@@ -13926,23 +13520,13 @@
             <w:pPr>
               <w:spacing w:before="30" w:after="30"/>
             </w:pPr>
-            <w:proofErr w:type="spellStart"/>
-            <w:r>
-              <w:rPr>
-                <w:color w:val="000000"/>
-                <w:sz w:val="17"/>
-                <w:szCs w:val="17"/>
-              </w:rPr>
-              <w:t>Hyperscaler</w:t>
-            </w:r>
-            <w:proofErr w:type="spellEnd"/>
-            <w:r>
-              <w:rPr>
-                <w:color w:val="000000"/>
-                <w:sz w:val="17"/>
-                <w:szCs w:val="17"/>
-              </w:rPr>
-              <w:t xml:space="preserve"> capex pause flows through immediately. Monitor quarterly capex guidance from MSFT, AMZN, GOOGL, META.</w:t>
+            <w:r>
+              <w:rPr>
+                <w:color w:val="000000"/>
+                <w:sz w:val="17"/>
+                <w:szCs w:val="17"/>
+              </w:rPr>
+              <w:t>Hyperscaler capex pause flows through immediately. Monitor quarterly capex guidance from MSFT, AMZN, GOOGL, META.</w:t>
             </w:r>
           </w:p>
         </w:tc>
@@ -14166,15 +13750,7 @@
       </w:pPr>
       <w:r>
         <w:lastRenderedPageBreak/>
-        <w:t xml:space="preserve">China export escalation: Any extension of export controls to the Blackwell family or Vera Rubin before ramp removes the $25–30B annual revenue upside from a China reopening </w:t>
-      </w:r>
-      <w:proofErr w:type="gramStart"/>
-      <w:r>
-        <w:t>entirely, and</w:t>
-      </w:r>
-      <w:proofErr w:type="gramEnd"/>
-      <w:r>
-        <w:t xml:space="preserve"> converts already-built supply into a stranded cost. This is a binary regulatory risk with no hedge available.</w:t>
+        <w:t>China export escalation: Any extension of export controls to the Blackwell family or Vera Rubin before ramp removes the $25–30B annual revenue upside from a China reopening entirely, and converts already-built supply into a stranded cost. This is a binary regulatory risk with no hedge available.</w:t>
       </w:r>
     </w:p>
     <w:p>
@@ -14187,39 +13763,7 @@
         <w:spacing w:before="40" w:after="40"/>
       </w:pPr>
       <w:r>
-        <w:t xml:space="preserve">AI capex </w:t>
-      </w:r>
-      <w:proofErr w:type="gramStart"/>
-      <w:r>
-        <w:t>pause</w:t>
-      </w:r>
-      <w:proofErr w:type="gramEnd"/>
-      <w:r>
-        <w:t xml:space="preserve">: If </w:t>
-      </w:r>
-      <w:proofErr w:type="spellStart"/>
-      <w:r>
-        <w:t>hyperscalers</w:t>
-      </w:r>
-      <w:proofErr w:type="spellEnd"/>
-      <w:r>
-        <w:t xml:space="preserve"> cut aggregate AI infrastructure spending by 20%+ in response to softer AI </w:t>
-      </w:r>
-      <w:proofErr w:type="spellStart"/>
-      <w:r>
-        <w:t>monetisation</w:t>
-      </w:r>
-      <w:proofErr w:type="spellEnd"/>
-      <w:r>
-        <w:t>, Nvidia faces simultaneous demand contraction and inventory accumulation. This scenario would likely compress EBIT margins to the low-</w:t>
-      </w:r>
-      <w:proofErr w:type="gramStart"/>
-      <w:r>
-        <w:t>50s</w:t>
-      </w:r>
-      <w:proofErr w:type="gramEnd"/>
-      <w:r>
-        <w:t>%, invalidating our margin expansion thesis.</w:t>
+        <w:t>AI capex pause: If hyperscalers cut aggregate AI infrastructure spending by 20%+ in response to softer AI monetisation, Nvidia faces simultaneous demand contraction and inventory accumulation. This scenario would likely compress EBIT margins to the low-50s%, invalidating our margin expansion thesis.</w:t>
       </w:r>
     </w:p>
     <w:p>
@@ -14538,25 +14082,7 @@
                 <w:sz w:val="17"/>
                 <w:szCs w:val="17"/>
               </w:rPr>
-              <w:t xml:space="preserve">&lt;30% growth; evidence of </w:t>
-            </w:r>
-            <w:proofErr w:type="spellStart"/>
-            <w:r>
-              <w:rPr>
-                <w:color w:val="000000"/>
-                <w:sz w:val="17"/>
-                <w:szCs w:val="17"/>
-              </w:rPr>
-              <w:t>hyperscaler</w:t>
-            </w:r>
-            <w:proofErr w:type="spellEnd"/>
-            <w:r>
-              <w:rPr>
-                <w:color w:val="000000"/>
-                <w:sz w:val="17"/>
-                <w:szCs w:val="17"/>
-              </w:rPr>
-              <w:t xml:space="preserve"> GPU substitution</w:t>
+              <w:t>&lt;30% growth; evidence of hyperscaler GPU substitution</w:t>
             </w:r>
           </w:p>
         </w:tc>
@@ -14693,25 +14219,7 @@
                 <w:sz w:val="17"/>
                 <w:szCs w:val="17"/>
               </w:rPr>
-              <w:t xml:space="preserve">Sustained below 70%; structural </w:t>
-            </w:r>
-            <w:proofErr w:type="spellStart"/>
-            <w:r>
-              <w:rPr>
-                <w:color w:val="000000"/>
-                <w:sz w:val="17"/>
-                <w:szCs w:val="17"/>
-              </w:rPr>
-              <w:t>CoGS</w:t>
-            </w:r>
-            <w:proofErr w:type="spellEnd"/>
-            <w:r>
-              <w:rPr>
-                <w:color w:val="000000"/>
-                <w:sz w:val="17"/>
-                <w:szCs w:val="17"/>
-              </w:rPr>
-              <w:t xml:space="preserve"> elevation or ASP pressure</w:t>
+              <w:t>Sustained below 70%; structural CoGS elevation or ASP pressure</w:t>
             </w:r>
           </w:p>
         </w:tc>
@@ -14744,23 +14252,13 @@
             <w:pPr>
               <w:spacing w:before="30" w:after="30"/>
             </w:pPr>
-            <w:proofErr w:type="spellStart"/>
-            <w:r>
-              <w:rPr>
-                <w:color w:val="000000"/>
-                <w:sz w:val="17"/>
-                <w:szCs w:val="17"/>
-              </w:rPr>
-              <w:t>Hyperscaler</w:t>
-            </w:r>
-            <w:proofErr w:type="spellEnd"/>
-            <w:r>
-              <w:rPr>
-                <w:color w:val="000000"/>
-                <w:sz w:val="17"/>
-                <w:szCs w:val="17"/>
-              </w:rPr>
-              <w:t xml:space="preserve"> Capex Guidance</w:t>
+            <w:r>
+              <w:rPr>
+                <w:color w:val="000000"/>
+                <w:sz w:val="17"/>
+                <w:szCs w:val="17"/>
+              </w:rPr>
+              <w:t>Hyperscaler Capex Guidance</w:t>
             </w:r>
           </w:p>
         </w:tc>
@@ -14959,18 +14457,8 @@
                 <w:sz w:val="17"/>
                 <w:szCs w:val="17"/>
               </w:rPr>
-              <w:t xml:space="preserve">Beat or raise confirms Blackwell demand durability and FY2027 </w:t>
-            </w:r>
-            <w:proofErr w:type="gramStart"/>
-            <w:r>
-              <w:rPr>
-                <w:color w:val="000000"/>
-                <w:sz w:val="17"/>
-                <w:szCs w:val="17"/>
-              </w:rPr>
-              <w:t>run-rate</w:t>
-            </w:r>
-            <w:proofErr w:type="gramEnd"/>
+              <w:t>Beat or raise confirms Blackwell demand durability and FY2027 run-rate</w:t>
+            </w:r>
           </w:p>
         </w:tc>
         <w:tc>
@@ -15134,25 +14622,7 @@
                 <w:sz w:val="17"/>
                 <w:szCs w:val="17"/>
               </w:rPr>
-              <w:t xml:space="preserve">Controls extended to </w:t>
-            </w:r>
-            <w:proofErr w:type="gramStart"/>
-            <w:r>
-              <w:rPr>
-                <w:color w:val="000000"/>
-                <w:sz w:val="17"/>
-                <w:szCs w:val="17"/>
-              </w:rPr>
-              <w:t>next-gen</w:t>
-            </w:r>
-            <w:proofErr w:type="gramEnd"/>
-            <w:r>
-              <w:rPr>
-                <w:color w:val="000000"/>
-                <w:sz w:val="17"/>
-                <w:szCs w:val="17"/>
-              </w:rPr>
-              <w:t>; Treasury enforcement actions</w:t>
+              <w:t>Controls extended to next-gen; Treasury enforcement actions</w:t>
             </w:r>
           </w:p>
         </w:tc>
@@ -15171,15 +14641,7 @@
         <w:ind w:left="120"/>
       </w:pPr>
       <w:r>
-        <w:t>6</w:t>
-      </w:r>
-      <w:proofErr w:type="gramStart"/>
-      <w:r>
-        <w:t>.  DCF</w:t>
-      </w:r>
-      <w:proofErr w:type="gramEnd"/>
-      <w:r>
-        <w:t xml:space="preserve"> MODEL FOOTNOTES</w:t>
+        <w:t>6.  DCF MODEL FOOTNOTES</w:t>
       </w:r>
     </w:p>
     <w:p>
@@ -15270,7 +14732,10 @@
                 <w:sz w:val="18"/>
                 <w:szCs w:val="18"/>
               </w:rPr>
-              <w:t>Our 10-year discounted cash flow analysis yields an implied share price range of $151.54–$230.53, bracketing the current market price of $181.69. The lower bound is derived from a Gordon Growth terminal value assuming a 2.75% perpetuity growth rate and a 10.4% WACC; the upper bound applies a 21x EV/EBIT exit multiple to Year 10 (FY2035) operating income. Revenue projections reflect actual FY2026 results ($215.9B, +65% YoY) and consensus estimates through FY2028, fading to 5% growth by FY2035 as the AI infrastructure build-out matures. EBIT margins are anchored to the FY2026 reported figure of 62.1%, with modest expansion to 65% at peak before compressing to 61% in the terminal year to reflect increasing R&amp;D intensity and competitive pressure from custom silicon.</w:t>
+              <w:t>Footnote 1 — DCF Range &amp; Methodology
+Our 10-year discounted cash flow analysis yields an implied share price range of $151.54–$230.53, bracketing the current market price of $181.69. The lower bound is derived from a Gordon Growth terminal value assuming a 2.75% perpetuity growth rate and a 10.4% WACC; the upper bound applies a 21x EV/EBIT exit multiple to Year 10 (FY2035) operating income. Revenue projections reflect actual FY2026 results ($215.9B, +65% YoY) and consensus estimates through FY2028, fading to 5% growth by FY2035 as the AI infrastructure build-out matures. EBIT margins are anchored to 62.1% in Year 1 — a modest conservatism haircut to the FY2026 GAAP reported figure of ~62.9% (operating income ~$135.9B / revenue $215.9B; derived from gross profit of $153.5B less total opex of ~$17.6B) — with expansion to 65% at peak before compressing to 61% in the terminal year to reflect increasing R&amp;D intensity and competitive pressure from custom silicon.
+Footnote 2 — Spread Between Methods
+The spread between the two methods is not a modelling inconsistency — it is a direct consequence of the scale of Nvidia’s cash generation by Year 10. With free cash flow of ~$412B in the terminal year, the Gordon Growth method is acutely sensitive to the WACC−g spread: at 10.4% WACC and 2.75% terminal growth, the denominator is only 7.7%, meaning a 50 basis point change in either assumption moves the implied price by approximately $20–$30. This mathematical fragility makes Gordon Growth an unreliable standalone anchor for a company of Nvidia’s size and growth profile. The exit multiple method avoids this sensitivity by grounding terminal value in observable market comparables — specifically, where mature large-cap technology platforms trade on an EBIT basis — but introduces its own subjectivity in multiple selection. A 21x exit multiple reflects a more conservative view of Nvidia’s mature-state valuation, discounting the possibility that competitive pressure from custom ASICs moderates pricing power by FY2035. On balance, we view the exit multiple as the more reliable anchor, and note that both methods converge on fair-to-modest undervaluation at current levels when conservative assumptions are applied.</w:t>
             </w:r>
           </w:p>
           <w:p>
@@ -15296,47 +14761,7 @@
                 <w:sz w:val="18"/>
                 <w:szCs w:val="18"/>
               </w:rPr>
-              <w:t xml:space="preserve">The spread between the two methods is not a modelling inconsistency — it is a direct consequence of the scale of Nvidia's cash generation by Year 10. With free cash flow of ~$412B in the terminal year, the Gordon Growth method is acutely sensitive to the WACC−g spread: at 10.4% WACC and 2.75% terminal growth, the denominator is only 7.7%, meaning a </w:t>
-            </w:r>
-            <w:proofErr w:type="gramStart"/>
-            <w:r>
-              <w:rPr>
-                <w:i/>
-                <w:iCs/>
-                <w:sz w:val="18"/>
-                <w:szCs w:val="18"/>
-              </w:rPr>
-              <w:t>50 basis</w:t>
-            </w:r>
-            <w:proofErr w:type="gramEnd"/>
-            <w:r>
-              <w:rPr>
-                <w:i/>
-                <w:iCs/>
-                <w:sz w:val="18"/>
-                <w:szCs w:val="18"/>
-              </w:rPr>
-              <w:t xml:space="preserve"> point change in either assumption moves the implied price by approximately $20–$30. This mathematical fragility makes Gordon Growth an unreliable standalone anchor for a company of Nvidia's size and growth profile. The exit multiple method avoids this sensitivity by grounding terminal value in observable market comparables — specifically, where mature large-cap technology platforms trade on an EBIT basis — but introduces its own subjectivity in multiple selection. A 21x exit multiple reflects a more conservative view of Nvidia's mature-state valuation, discounting the possibility that competitive pressure from custom ASICs moderates pricing power by FY2035. On balance, we view the exit multiple as the more reliable </w:t>
-            </w:r>
-            <w:proofErr w:type="gramStart"/>
-            <w:r>
-              <w:rPr>
-                <w:i/>
-                <w:iCs/>
-                <w:sz w:val="18"/>
-                <w:szCs w:val="18"/>
-              </w:rPr>
-              <w:t>anchor, and</w:t>
-            </w:r>
-            <w:proofErr w:type="gramEnd"/>
-            <w:r>
-              <w:rPr>
-                <w:i/>
-                <w:iCs/>
-                <w:sz w:val="18"/>
-                <w:szCs w:val="18"/>
-              </w:rPr>
-              <w:t xml:space="preserve"> note that both methods converge on fair-to-modest undervaluation at current levels when conservative assumptions are applied.</w:t>
+              <w:t>The spread between the two methods is not a modelling inconsistency — it is a direct consequence of the scale of Nvidia's cash generation by Year 10. With free cash flow of ~$412B in the terminal year, the Gordon Growth method is acutely sensitive to the WACC−g spread: at 10.4% WACC and 2.75% terminal growth, the denominator is only 7.7%, meaning a 50 basis point change in either assumption moves the implied price by approximately $20–$30. This mathematical fragility makes Gordon Growth an unreliable standalone anchor for a company of Nvidia's size and growth profile. The exit multiple method avoids this sensitivity by grounding terminal value in observable market comparables — specifically, where mature large-cap technology platforms trade on an EBIT basis — but introduces its own subjectivity in multiple selection. A 21x exit multiple reflects a more conservative view of Nvidia's mature-state valuation, discounting the possibility that competitive pressure from custom ASICs moderates pricing power by FY2035. On balance, we view the exit multiple as the more reliable anchor, and note that both methods converge on fair-to-modest undervaluation at current levels when conservative assumptions are applied.</w:t>
             </w:r>
           </w:p>
         </w:tc>
